--- a/Investigare/pg/ANTEPRIMA_Sato_Yuki.docx
+++ b/Investigare/pg/ANTEPRIMA_Sato_Yuki.docx
@@ -2479,7 +2479,7 @@
           <w:color w:val="787878"/>
           <w:sz w:val="18"/>
         </w:rPr>
-        <w:t>• Armadietto — Revolver New Nambu M60 (.38, 5 colpi): Lucidità · vel. 3/1 · ricarica 4 · danno 3. Addestramento base: sai usarla, non sei un tiratore scelto</w:t>
+        <w:t>• Armadietto — Revolver New Nambu M60 (.38, 5 colpi): Lucidità · vel. 4/2 · ricarica 5 · danno 4. Addestramento base: sai usarla, non sei un tiratore scelto</w:t>
       </w:r>
     </w:p>
     <w:p>
@@ -2513,7 +2513,7 @@
           <w:color w:val="787878"/>
           <w:sz w:val="18"/>
         </w:rPr>
-        <w:t>• Operazioni — Keibō (manganello): Silenzio · vel. 2/1 · danno 2</w:t>
+        <w:t>• Operazioni — Keibō (manganello): Silenzio · vel. 2/2 · danno 2</w:t>
       </w:r>
     </w:p>
     <w:p>
@@ -2709,7 +2709,7 @@
           <w:color w:val="1A1A2E"/>
           <w:sz w:val="20"/>
         </w:rPr>
-        <w:t>Sei il più giovane della squadra. Brillante, laureato con lode in chimica forense, pieno di entusiasmo. Sei quello che lavora fino a tardi, che controlla tre volte, che non si arrende finché non trova la risposta. Il problema è tua madre: Sato Michiko non ha mai accettato che tu facessi il poliziotto. Uno spreco, dice. Tuo zio Tanaka Jiro ha un'azienda di import-export — e tua madre non smette di ripetere che lo zio ti aspetta.</w:t>
+        <w:t>Sei il più giovane della squadra. Brillante, laureato con lode in chimica forense, pieno di entusiasmo. Sei quello che lavora fino a tardi, che controlla tre volte, che non si arrende finché non trova la risposta. Il problema è tua madre: Sato Michiko non ha mai accettato che tu facessi il poliziotto. Uno spreco, dice. Tuo zio Tanaka Jirō ha un'azienda di import-export — e tua madre non smette di ripetere che lo zio ti aspetta.</w:t>
       </w:r>
     </w:p>
     <w:p>
